--- a/deliverables/第5组_工业安全帽佩戴检测/04.实训总结报告-每人1份/高文焱_23009201178_学生实训总结报告.docx
+++ b/deliverables/第5组_工业安全帽佩戴检测/04.实训总结报告-每人1份/高文焱_23009201178_学生实训总结报告.docx
@@ -2729,6 +2729,7 @@
                 <w:rFonts w:hint="default" w:ascii="Times New Roman" w:hAnsi="Times New Roman" w:eastAsia="宋体" w:cs="Times New Roman"/>
               </w:rPr>
             </w:pPr>
+            <w:bookmarkStart w:id="0" w:name="_GoBack" w:colFirst="3" w:colLast="3"/>
             <w:r>
               <w:rPr>
                 <w:rFonts w:hint="default" w:ascii="Times New Roman" w:hAnsi="Times New Roman" w:eastAsia="宋体" w:cs="Times New Roman"/>
@@ -2781,6 +2782,7 @@
         <w:tc>
           <w:tcPr>
             <w:tcW w:w="2160" w:type="dxa"/>
+            <w:vAlign w:val="top"/>
           </w:tcPr>
           <w:p>
             <w:pPr>
@@ -2791,10 +2793,11 @@
             </w:pPr>
             <w:r>
               <w:rPr>
-                <w:rFonts w:hint="default" w:ascii="Times New Roman" w:hAnsi="Times New Roman" w:eastAsia="宋体" w:cs="Times New Roman"/>
+                <w:rFonts w:hint="eastAsia" w:ascii="Times New Roman" w:hAnsi="Times New Roman" w:cs="Times New Roman"/>
                 <w:sz w:val="22"/>
+                <w:lang w:val="en-US" w:eastAsia="zh-CN"/>
               </w:rPr>
-              <w:t>请填写</w:t>
+              <w:t>23009290073</w:t>
             </w:r>
           </w:p>
         </w:tc>
@@ -2879,6 +2882,7 @@
         <w:tc>
           <w:tcPr>
             <w:tcW w:w="2160" w:type="dxa"/>
+            <w:vAlign w:val="top"/>
           </w:tcPr>
           <w:p>
             <w:pPr>
@@ -2892,7 +2896,7 @@
                 <w:rFonts w:hint="default" w:ascii="Times New Roman" w:hAnsi="Times New Roman" w:eastAsia="宋体" w:cs="Times New Roman"/>
                 <w:sz w:val="22"/>
               </w:rPr>
-              <w:t>请填写</w:t>
+              <w:t>23009201178</w:t>
             </w:r>
           </w:p>
         </w:tc>
@@ -2977,6 +2981,7 @@
         <w:tc>
           <w:tcPr>
             <w:tcW w:w="2160" w:type="dxa"/>
+            <w:vAlign w:val="top"/>
           </w:tcPr>
           <w:p>
             <w:pPr>
@@ -2990,7 +2995,7 @@
                 <w:rFonts w:hint="default" w:ascii="Times New Roman" w:hAnsi="Times New Roman" w:eastAsia="宋体" w:cs="Times New Roman"/>
                 <w:sz w:val="22"/>
               </w:rPr>
-              <w:t>请填写</w:t>
+              <w:t>22009201263</w:t>
             </w:r>
           </w:p>
         </w:tc>
@@ -3075,6 +3080,7 @@
         <w:tc>
           <w:tcPr>
             <w:tcW w:w="2160" w:type="dxa"/>
+            <w:vAlign w:val="top"/>
           </w:tcPr>
           <w:p>
             <w:pPr>
@@ -3088,7 +3094,7 @@
                 <w:rFonts w:hint="default" w:ascii="Times New Roman" w:hAnsi="Times New Roman" w:eastAsia="宋体" w:cs="Times New Roman"/>
                 <w:sz w:val="22"/>
               </w:rPr>
-              <w:t>请填写</w:t>
+              <w:t>23009201360</w:t>
             </w:r>
           </w:p>
         </w:tc>
@@ -3173,6 +3179,7 @@
         <w:tc>
           <w:tcPr>
             <w:tcW w:w="2160" w:type="dxa"/>
+            <w:vAlign w:val="top"/>
           </w:tcPr>
           <w:p>
             <w:pPr>
@@ -3186,11 +3193,12 @@
                 <w:rFonts w:hint="default" w:ascii="Times New Roman" w:hAnsi="Times New Roman" w:eastAsia="宋体" w:cs="Times New Roman"/>
                 <w:sz w:val="22"/>
               </w:rPr>
-              <w:t>请填写</w:t>
+              <w:t>23009200551</w:t>
             </w:r>
           </w:p>
         </w:tc>
       </w:tr>
+      <w:bookmarkEnd w:id="0"/>
     </w:tbl>
     <w:p>
       <w:pPr>
@@ -3993,17 +4001,7 @@
           <w:b/>
           <w:sz w:val="28"/>
         </w:rPr>
-        <w:t>3.5</w:t>
-      </w:r>
-      <w:bookmarkStart w:id="0" w:name="_GoBack"/>
-      <w:bookmarkEnd w:id="0"/>
-      <w:r>
-        <w:rPr>
-          <w:rFonts w:hint="default" w:ascii="Times New Roman" w:hAnsi="Times New Roman" w:eastAsia="宋体" w:cs="Times New Roman"/>
-          <w:b/>
-          <w:sz w:val="28"/>
-        </w:rPr>
-        <w:t xml:space="preserve"> data_pipeline + data_validation模块：数据工程</w:t>
+        <w:t>3.5 data_pipeline + data_validation模块：数据工程</w:t>
       </w:r>
     </w:p>
     <w:p>
